--- a/中文LLL_v2.docx
+++ b/中文LLL_v2.docx
@@ -236,7 +236,7 @@
                     <w:ind w:left="300"/>
                     <w:rPr>
                       <w:rStyle w:val="documentfirstparagraph"/>
-                      <w:rFonts w:ascii="微軟正黑體" w:eastAsia="微軟正黑體" w:hAnsi="微軟正黑體" w:hint="eastAsia"/>
+                      <w:rFonts w:ascii="微軟正黑體" w:eastAsia="微軟正黑體" w:hAnsi="微軟正黑體"/>
                       <w:color w:val="2A2A2A"/>
                       <w:sz w:val="22"/>
                       <w:szCs w:val="22"/>
@@ -280,26 +280,33 @@
                 <w:rStyle w:val="11"/>
                 <w:rFonts w:ascii="微軟正黑體" w:eastAsia="微軟正黑體" w:hAnsi="微軟正黑體" w:cs="新細明體"/>
                 <w:bCs/>
+                <w:noProof/>
                 <w:color w:val="2A2A2A"/>
                 <w:sz w:val="20"/>
                 <w:szCs w:val="20"/>
                 <w:lang w:eastAsia="zh-TW"/>
               </w:rPr>
               <w:drawing>
-                <wp:anchor distT="0" distB="0" distL="114300" distR="114300" simplePos="0" relativeHeight="251680768" behindDoc="0" locked="0" layoutInCell="1" allowOverlap="1" wp14:anchorId="16B1F069" wp14:editId="50B99F72">
+                <wp:anchor distT="0" distB="0" distL="114300" distR="114300" simplePos="0" relativeHeight="251662848" behindDoc="0" locked="0" layoutInCell="1" allowOverlap="1" wp14:anchorId="311256C4" wp14:editId="228236C8">
                   <wp:simplePos x="0" y="0"/>
                   <wp:positionH relativeFrom="column">
-                    <wp:posOffset>6409690</wp:posOffset>
+                    <wp:posOffset>5795310</wp:posOffset>
                   </wp:positionH>
-                  <wp:positionV relativeFrom="page">
-                    <wp:posOffset>815340</wp:posOffset>
+                  <wp:positionV relativeFrom="paragraph">
+                    <wp:posOffset>-777240</wp:posOffset>
                   </wp:positionV>
-                  <wp:extent cx="676275" cy="676275"/>
+                  <wp:extent cx="871220" cy="871220"/>
                   <wp:effectExtent l="0" t="0" r="0" b="0"/>
-                  <wp:wrapNone/>
-                  <wp:docPr id="3" name="圖片 3">
-                    <a:hlinkClick xmlns:a="http://schemas.openxmlformats.org/drawingml/2006/main" r:id="rId6"/>
-                  </wp:docPr>
+                  <wp:wrapThrough wrapText="bothSides">
+                    <wp:wrapPolygon edited="0">
+                      <wp:start x="0" y="0"/>
+                      <wp:lineTo x="0" y="21254"/>
+                      <wp:lineTo x="21254" y="21254"/>
+                      <wp:lineTo x="21254" y="0"/>
+                      <wp:lineTo x="0" y="0"/>
+                    </wp:wrapPolygon>
+                  </wp:wrapThrough>
+                  <wp:docPr id="2" name="圖片 2"/>
                   <wp:cNvGraphicFramePr>
                     <a:graphicFrameLocks xmlns:a="http://schemas.openxmlformats.org/drawingml/2006/main" noChangeAspect="1"/>
                   </wp:cNvGraphicFramePr>
@@ -307,9 +314,75 @@
                     <a:graphicData uri="http://schemas.openxmlformats.org/drawingml/2006/picture">
                       <pic:pic xmlns:pic="http://schemas.openxmlformats.org/drawingml/2006/picture">
                         <pic:nvPicPr>
-                          <pic:cNvPr id="3" name="圖片 3">
-                            <a:hlinkClick r:id="rId6"/>
-                          </pic:cNvPr>
+                          <pic:cNvPr id="1" name=""/>
+                          <pic:cNvPicPr/>
+                        </pic:nvPicPr>
+                        <pic:blipFill>
+                          <a:blip r:embed="rId6" cstate="print">
+                            <a:extLst>
+                              <a:ext uri="{28A0092B-C50C-407E-A947-70E740481C1C}">
+                                <a14:useLocalDpi xmlns:a14="http://schemas.microsoft.com/office/drawing/2010/main" val="0"/>
+                              </a:ext>
+                            </a:extLst>
+                          </a:blip>
+                          <a:stretch>
+                            <a:fillRect/>
+                          </a:stretch>
+                        </pic:blipFill>
+                        <pic:spPr>
+                          <a:xfrm flipH="1">
+                            <a:off x="0" y="0"/>
+                            <a:ext cx="871220" cy="871220"/>
+                          </a:xfrm>
+                          <a:prstGeom prst="rect">
+                            <a:avLst/>
+                          </a:prstGeom>
+                        </pic:spPr>
+                      </pic:pic>
+                    </a:graphicData>
+                  </a:graphic>
+                  <wp14:sizeRelH relativeFrom="margin">
+                    <wp14:pctWidth>0</wp14:pctWidth>
+                  </wp14:sizeRelH>
+                  <wp14:sizeRelV relativeFrom="margin">
+                    <wp14:pctHeight>0</wp14:pctHeight>
+                  </wp14:sizeRelV>
+                </wp:anchor>
+              </w:drawing>
+            </w:r>
+            <w:r>
+              <w:rPr>
+                <w:noProof/>
+              </w:rPr>
+              <w:drawing>
+                <wp:anchor distT="0" distB="0" distL="114300" distR="114300" simplePos="0" relativeHeight="251659776" behindDoc="0" locked="0" layoutInCell="1" allowOverlap="1" wp14:anchorId="0913C036" wp14:editId="2052C5FD">
+                  <wp:simplePos x="0" y="0"/>
+                  <wp:positionH relativeFrom="column">
+                    <wp:posOffset>4519116</wp:posOffset>
+                  </wp:positionH>
+                  <wp:positionV relativeFrom="paragraph">
+                    <wp:posOffset>-755830</wp:posOffset>
+                  </wp:positionV>
+                  <wp:extent cx="853440" cy="853440"/>
+                  <wp:effectExtent l="0" t="0" r="0" b="0"/>
+                  <wp:wrapThrough wrapText="bothSides">
+                    <wp:wrapPolygon edited="0">
+                      <wp:start x="0" y="0"/>
+                      <wp:lineTo x="0" y="21214"/>
+                      <wp:lineTo x="21214" y="21214"/>
+                      <wp:lineTo x="21214" y="0"/>
+                      <wp:lineTo x="0" y="0"/>
+                    </wp:wrapPolygon>
+                  </wp:wrapThrough>
+                  <wp:docPr id="1" name="圖片 1"/>
+                  <wp:cNvGraphicFramePr>
+                    <a:graphicFrameLocks xmlns:a="http://schemas.openxmlformats.org/drawingml/2006/main" noChangeAspect="1"/>
+                  </wp:cNvGraphicFramePr>
+                  <a:graphic xmlns:a="http://schemas.openxmlformats.org/drawingml/2006/main">
+                    <a:graphicData uri="http://schemas.openxmlformats.org/drawingml/2006/picture">
+                      <pic:pic xmlns:pic="http://schemas.openxmlformats.org/drawingml/2006/picture">
+                        <pic:nvPicPr>
+                          <pic:cNvPr id="1" name=""/>
                           <pic:cNvPicPr/>
                         </pic:nvPicPr>
                         <pic:blipFill>
@@ -327,7 +400,7 @@
                         <pic:spPr>
                           <a:xfrm>
                             <a:off x="0" y="0"/>
-                            <a:ext cx="676275" cy="676275"/>
+                            <a:ext cx="853440" cy="853440"/>
                           </a:xfrm>
                           <a:prstGeom prst="rect">
                             <a:avLst/>
@@ -347,72 +420,6 @@
             </w:r>
             <w:r>
               <w:rPr>
-                <w:noProof/>
-              </w:rPr>
-              <w:drawing>
-                <wp:anchor distT="0" distB="0" distL="114300" distR="114300" simplePos="0" relativeHeight="251660288" behindDoc="0" locked="0" layoutInCell="1" allowOverlap="1" wp14:anchorId="53473933" wp14:editId="21D2BE69">
-                  <wp:simplePos x="0" y="0"/>
-                  <wp:positionH relativeFrom="column">
-                    <wp:posOffset>6381750</wp:posOffset>
-                  </wp:positionH>
-                  <wp:positionV relativeFrom="page">
-                    <wp:posOffset>-3175</wp:posOffset>
-                  </wp:positionV>
-                  <wp:extent cx="704850" cy="704850"/>
-                  <wp:effectExtent l="0" t="0" r="0" b="0"/>
-                  <wp:wrapNone/>
-                  <wp:docPr id="1" name="圖片 1">
-                    <a:hlinkClick xmlns:a="http://schemas.openxmlformats.org/drawingml/2006/main" r:id="rId8"/>
-                  </wp:docPr>
-                  <wp:cNvGraphicFramePr>
-                    <a:graphicFrameLocks xmlns:a="http://schemas.openxmlformats.org/drawingml/2006/main" noChangeAspect="1"/>
-                  </wp:cNvGraphicFramePr>
-                  <a:graphic xmlns:a="http://schemas.openxmlformats.org/drawingml/2006/main">
-                    <a:graphicData uri="http://schemas.openxmlformats.org/drawingml/2006/picture">
-                      <pic:pic xmlns:pic="http://schemas.openxmlformats.org/drawingml/2006/picture">
-                        <pic:nvPicPr>
-                          <pic:cNvPr id="1" name="圖片 1">
-                            <a:hlinkClick r:id="rId8"/>
-                          </pic:cNvPr>
-                          <pic:cNvPicPr>
-                            <a:picLocks noChangeAspect="1"/>
-                          </pic:cNvPicPr>
-                        </pic:nvPicPr>
-                        <pic:blipFill>
-                          <a:blip r:embed="rId9" cstate="print">
-                            <a:extLst>
-                              <a:ext uri="{28A0092B-C50C-407E-A947-70E740481C1C}">
-                                <a14:useLocalDpi xmlns:a14="http://schemas.microsoft.com/office/drawing/2010/main" val="0"/>
-                              </a:ext>
-                            </a:extLst>
-                          </a:blip>
-                          <a:stretch>
-                            <a:fillRect/>
-                          </a:stretch>
-                        </pic:blipFill>
-                        <pic:spPr>
-                          <a:xfrm>
-                            <a:off x="0" y="0"/>
-                            <a:ext cx="704850" cy="704850"/>
-                          </a:xfrm>
-                          <a:prstGeom prst="rect">
-                            <a:avLst/>
-                          </a:prstGeom>
-                        </pic:spPr>
-                      </pic:pic>
-                    </a:graphicData>
-                  </a:graphic>
-                  <wp14:sizeRelH relativeFrom="margin">
-                    <wp14:pctWidth>0</wp14:pctWidth>
-                  </wp14:sizeRelH>
-                  <wp14:sizeRelV relativeFrom="margin">
-                    <wp14:pctHeight>0</wp14:pctHeight>
-                  </wp14:sizeRelV>
-                </wp:anchor>
-              </w:drawing>
-            </w:r>
-            <w:r>
-              <w:rPr>
                 <w:rStyle w:val="documentleftBox"/>
                 <w:rFonts w:ascii="Open Sans" w:eastAsia="Open Sans" w:hAnsi="Open Sans" w:cs="Open Sans"/>
                 <w:color w:val="2A2A2A"/>
@@ -656,7 +663,7 @@
               <w:ind w:left="600"/>
               <w:rPr>
                 <w:rStyle w:val="documentleftBox"/>
-                <w:rFonts w:ascii="Open Sans" w:hAnsi="Open Sans" w:cs="Open Sans" w:hint="eastAsia"/>
+                <w:rFonts w:ascii="Open Sans" w:hAnsi="Open Sans" w:cs="Open Sans"/>
                 <w:color w:val="2A2A2A"/>
                 <w:sz w:val="10"/>
                 <w:szCs w:val="10"/>
@@ -1215,7 +1222,7 @@
               <w:pStyle w:val="documentulli"/>
               <w:spacing w:line="240" w:lineRule="auto"/>
               <w:rPr>
-                <w:rFonts w:ascii="微軟正黑體" w:eastAsia="微軟正黑體" w:hAnsi="微軟正黑體" w:cs="Open Sans" w:hint="eastAsia"/>
+                <w:rFonts w:ascii="微軟正黑體" w:eastAsia="微軟正黑體" w:hAnsi="微軟正黑體" w:cs="Open Sans"/>
                 <w:b/>
                 <w:bCs/>
                 <w:color w:val="2A2A2A"/>
@@ -1293,32 +1300,22 @@
               <w:pStyle w:val="documentulli"/>
               <w:spacing w:line="240" w:lineRule="auto"/>
               <w:rPr>
+                <w:rFonts w:ascii="微軟正黑體" w:eastAsia="微軟正黑體" w:hAnsi="微軟正黑體" w:cs="Open Sans"/>
+                <w:color w:val="2A2A2A"/>
+                <w:sz w:val="20"/>
+                <w:szCs w:val="20"/>
+                <w:lang w:eastAsia="zh-TW"/>
+              </w:rPr>
+            </w:pPr>
+            <w:r>
+              <w:rPr>
                 <w:rFonts w:ascii="微軟正黑體" w:eastAsia="微軟正黑體" w:hAnsi="微軟正黑體" w:cs="Open Sans" w:hint="eastAsia"/>
                 <w:color w:val="2A2A2A"/>
                 <w:sz w:val="20"/>
                 <w:szCs w:val="20"/>
                 <w:lang w:eastAsia="zh-TW"/>
               </w:rPr>
-            </w:pPr>
-            <w:r>
-              <w:rPr>
-                <w:rFonts w:ascii="微軟正黑體" w:eastAsia="微軟正黑體" w:hAnsi="微軟正黑體" w:cs="Open Sans" w:hint="eastAsia"/>
-                <w:color w:val="2A2A2A"/>
-                <w:sz w:val="20"/>
-                <w:szCs w:val="20"/>
-                <w:lang w:eastAsia="zh-TW"/>
-              </w:rPr>
-              <w:t xml:space="preserve">           </w:t>
-            </w:r>
-            <w:r>
-              <w:rPr>
-                <w:rFonts w:ascii="微軟正黑體" w:eastAsia="微軟正黑體" w:hAnsi="微軟正黑體" w:cs="Open Sans" w:hint="eastAsia"/>
-                <w:color w:val="2A2A2A"/>
-                <w:sz w:val="20"/>
-                <w:szCs w:val="20"/>
-                <w:lang w:eastAsia="zh-TW"/>
-              </w:rPr>
-              <w:t>台北內湖</w:t>
+              <w:t xml:space="preserve">           台北內湖</w:t>
             </w:r>
           </w:p>
           <w:p>
@@ -1553,7 +1550,7 @@
               <w:jc w:val="both"/>
               <w:rPr>
                 <w:rStyle w:val="documentleftBox"/>
-                <w:rFonts w:ascii="微軟正黑體" w:eastAsia="微軟正黑體" w:hAnsi="微軟正黑體" w:cs="Open Sans" w:hint="eastAsia"/>
+                <w:rFonts w:ascii="微軟正黑體" w:eastAsia="微軟正黑體" w:hAnsi="微軟正黑體" w:cs="Open Sans"/>
                 <w:color w:val="2A2A2A"/>
                 <w:sz w:val="20"/>
                 <w:szCs w:val="20"/>
@@ -1654,7 +1651,7 @@
               <w:pStyle w:val="documentulli"/>
               <w:spacing w:line="240" w:lineRule="auto"/>
               <w:rPr>
-                <w:rFonts w:ascii="微軟正黑體" w:eastAsia="微軟正黑體" w:hAnsi="微軟正黑體" w:cs="Open Sans" w:hint="eastAsia"/>
+                <w:rFonts w:ascii="微軟正黑體" w:eastAsia="微軟正黑體" w:hAnsi="微軟正黑體" w:cs="Open Sans"/>
                 <w:color w:val="2A2A2A"/>
                 <w:sz w:val="20"/>
                 <w:szCs w:val="20"/>
@@ -1687,7 +1684,7 @@
               <w:pStyle w:val="documentulli"/>
               <w:spacing w:line="240" w:lineRule="auto"/>
               <w:rPr>
-                <w:rFonts w:ascii="微軟正黑體" w:eastAsia="微軟正黑體" w:hAnsi="微軟正黑體" w:cs="Open Sans" w:hint="eastAsia"/>
+                <w:rFonts w:ascii="微軟正黑體" w:eastAsia="微軟正黑體" w:hAnsi="微軟正黑體" w:cs="Open Sans"/>
                 <w:color w:val="2A2A2A"/>
                 <w:sz w:val="20"/>
                 <w:szCs w:val="20"/>
@@ -1896,7 +1893,7 @@
               <w:jc w:val="both"/>
               <w:rPr>
                 <w:rStyle w:val="documentleftBox"/>
-                <w:rFonts w:ascii="微軟正黑體" w:eastAsia="微軟正黑體" w:hAnsi="微軟正黑體" w:cs="Open Sans" w:hint="eastAsia"/>
+                <w:rFonts w:ascii="微軟正黑體" w:eastAsia="微軟正黑體" w:hAnsi="微軟正黑體" w:cs="Open Sans"/>
                 <w:color w:val="2A2A2A"/>
                 <w:sz w:val="20"/>
                 <w:szCs w:val="20"/>
@@ -1920,7 +1917,7 @@
               <w:pStyle w:val="documentulli"/>
               <w:rPr>
                 <w:rStyle w:val="documentleftBox"/>
-                <w:rFonts w:ascii="Open Sans" w:hAnsi="Open Sans" w:cs="Open Sans" w:hint="eastAsia"/>
+                <w:rFonts w:ascii="Open Sans" w:hAnsi="Open Sans" w:cs="Open Sans"/>
                 <w:color w:val="2A2A2A"/>
                 <w:sz w:val="20"/>
                 <w:szCs w:val="20"/>
@@ -2148,7 +2145,7 @@
         <w:pStyle w:val="aa"/>
         <w:ind w:leftChars="0" w:left="1440"/>
         <w:rPr>
-          <w:rFonts w:ascii="微軟正黑體" w:eastAsia="微軟正黑體" w:hAnsi="微軟正黑體" w:cs="Open Sans" w:hint="eastAsia"/>
+          <w:rFonts w:ascii="微軟正黑體" w:eastAsia="微軟正黑體" w:hAnsi="微軟正黑體" w:cs="Open Sans"/>
           <w:sz w:val="20"/>
           <w:szCs w:val="20"/>
           <w:lang w:eastAsia="zh-TW"/>
@@ -2163,7 +2160,7 @@
         </w:rPr>
         <w:t xml:space="preserve">連結: </w:t>
       </w:r>
-      <w:hyperlink r:id="rId10" w:history="1">
+      <w:hyperlink r:id="rId8" w:history="1">
         <w:r>
           <w:rPr>
             <w:rStyle w:val="a3"/>
@@ -2357,70 +2354,18 @@
         </w:rPr>
         <w:t xml:space="preserve">連結: </w:t>
       </w:r>
-      <w:r>
-        <w:rPr>
-          <w:rFonts w:ascii="微軟正黑體" w:eastAsia="微軟正黑體" w:hAnsi="微軟正黑體" w:cs="Open Sans"/>
-          <w:sz w:val="20"/>
-          <w:szCs w:val="20"/>
-          <w:lang w:eastAsia="zh-TW"/>
-        </w:rPr>
-        <w:fldChar w:fldCharType="begin"/>
-      </w:r>
-      <w:r>
-        <w:rPr>
-          <w:rFonts w:ascii="微軟正黑體" w:eastAsia="微軟正黑體" w:hAnsi="微軟正黑體" w:cs="Open Sans"/>
-          <w:sz w:val="20"/>
-          <w:szCs w:val="20"/>
-          <w:lang w:eastAsia="zh-TW"/>
-        </w:rPr>
-        <w:instrText>HYPERLINK "</w:instrText>
-      </w:r>
-      <w:r>
-        <w:rPr>
-          <w:rFonts w:ascii="微軟正黑體" w:eastAsia="微軟正黑體" w:hAnsi="微軟正黑體" w:cs="Open Sans"/>
-          <w:sz w:val="20"/>
-          <w:szCs w:val="20"/>
-          <w:lang w:eastAsia="zh-TW"/>
-        </w:rPr>
-        <w:instrText>https://www.uridego.com.tw/</w:instrText>
-      </w:r>
-      <w:r>
-        <w:rPr>
-          <w:rFonts w:ascii="微軟正黑體" w:eastAsia="微軟正黑體" w:hAnsi="微軟正黑體" w:cs="Open Sans"/>
-          <w:sz w:val="20"/>
-          <w:szCs w:val="20"/>
-          <w:lang w:eastAsia="zh-TW"/>
-        </w:rPr>
-        <w:instrText>"</w:instrText>
-      </w:r>
-      <w:r>
-        <w:rPr>
-          <w:rFonts w:ascii="微軟正黑體" w:eastAsia="微軟正黑體" w:hAnsi="微軟正黑體" w:cs="Open Sans"/>
-          <w:sz w:val="20"/>
-          <w:szCs w:val="20"/>
-          <w:lang w:eastAsia="zh-TW"/>
-        </w:rPr>
-        <w:fldChar w:fldCharType="separate"/>
-      </w:r>
-      <w:r>
-        <w:rPr>
-          <w:rStyle w:val="a3"/>
-          <w:rFonts w:ascii="微軟正黑體" w:eastAsia="微軟正黑體" w:hAnsi="微軟正黑體" w:cs="Open Sans"/>
-          <w:sz w:val="20"/>
-          <w:szCs w:val="20"/>
-          <w:lang w:eastAsia="zh-TW"/>
-        </w:rPr>
-        <w:t>https://www.uridego.com.tw/</w:t>
-      </w:r>
-      <w:r>
-        <w:rPr>
-          <w:rFonts w:ascii="微軟正黑體" w:eastAsia="微軟正黑體" w:hAnsi="微軟正黑體" w:cs="Open Sans"/>
-          <w:sz w:val="20"/>
-          <w:szCs w:val="20"/>
-          <w:lang w:eastAsia="zh-TW"/>
-        </w:rPr>
-        <w:fldChar w:fldCharType="end"/>
-      </w:r>
+      <w:hyperlink r:id="rId9" w:history="1">
+        <w:r>
+          <w:rPr>
+            <w:rStyle w:val="a3"/>
+            <w:rFonts w:ascii="微軟正黑體" w:eastAsia="微軟正黑體" w:hAnsi="微軟正黑體" w:cs="Open Sans"/>
+            <w:sz w:val="20"/>
+            <w:szCs w:val="20"/>
+            <w:lang w:eastAsia="zh-TW"/>
+          </w:rPr>
+          <w:t>https://www.uridego.com.tw/</w:t>
+        </w:r>
+      </w:hyperlink>
     </w:p>
     <w:p>
       <w:pPr>
@@ -2612,70 +2557,18 @@
         </w:rPr>
         <w:t xml:space="preserve">連結: </w:t>
       </w:r>
-      <w:r>
-        <w:rPr>
-          <w:rFonts w:ascii="微軟正黑體" w:eastAsia="微軟正黑體" w:hAnsi="微軟正黑體" w:cs="Open Sans"/>
-          <w:sz w:val="20"/>
-          <w:szCs w:val="20"/>
-          <w:lang w:eastAsia="zh-TW"/>
-        </w:rPr>
-        <w:fldChar w:fldCharType="begin"/>
-      </w:r>
-      <w:r>
-        <w:rPr>
-          <w:rFonts w:ascii="微軟正黑體" w:eastAsia="微軟正黑體" w:hAnsi="微軟正黑體" w:cs="Open Sans"/>
-          <w:sz w:val="20"/>
-          <w:szCs w:val="20"/>
-          <w:lang w:eastAsia="zh-TW"/>
-        </w:rPr>
-        <w:instrText>HYPERLINK "</w:instrText>
-      </w:r>
-      <w:r>
-        <w:rPr>
-          <w:rFonts w:ascii="微軟正黑體" w:eastAsia="微軟正黑體" w:hAnsi="微軟正黑體" w:cs="Open Sans"/>
-          <w:sz w:val="20"/>
-          <w:szCs w:val="20"/>
-          <w:lang w:eastAsia="zh-TW"/>
-        </w:rPr>
-        <w:instrText>https://www.cine-pos.com/intro/</w:instrText>
-      </w:r>
-      <w:r>
-        <w:rPr>
-          <w:rFonts w:ascii="微軟正黑體" w:eastAsia="微軟正黑體" w:hAnsi="微軟正黑體" w:cs="Open Sans"/>
-          <w:sz w:val="20"/>
-          <w:szCs w:val="20"/>
-          <w:lang w:eastAsia="zh-TW"/>
-        </w:rPr>
-        <w:instrText>"</w:instrText>
-      </w:r>
-      <w:r>
-        <w:rPr>
-          <w:rFonts w:ascii="微軟正黑體" w:eastAsia="微軟正黑體" w:hAnsi="微軟正黑體" w:cs="Open Sans"/>
-          <w:sz w:val="20"/>
-          <w:szCs w:val="20"/>
-          <w:lang w:eastAsia="zh-TW"/>
-        </w:rPr>
-        <w:fldChar w:fldCharType="separate"/>
-      </w:r>
-      <w:r>
-        <w:rPr>
-          <w:rStyle w:val="a3"/>
-          <w:rFonts w:ascii="微軟正黑體" w:eastAsia="微軟正黑體" w:hAnsi="微軟正黑體" w:cs="Open Sans"/>
-          <w:sz w:val="20"/>
-          <w:szCs w:val="20"/>
-          <w:lang w:eastAsia="zh-TW"/>
-        </w:rPr>
-        <w:t>https://www.cine-pos.com/intro/</w:t>
-      </w:r>
-      <w:r>
-        <w:rPr>
-          <w:rFonts w:ascii="微軟正黑體" w:eastAsia="微軟正黑體" w:hAnsi="微軟正黑體" w:cs="Open Sans"/>
-          <w:sz w:val="20"/>
-          <w:szCs w:val="20"/>
-          <w:lang w:eastAsia="zh-TW"/>
-        </w:rPr>
-        <w:fldChar w:fldCharType="end"/>
-      </w:r>
+      <w:hyperlink r:id="rId10" w:history="1">
+        <w:r>
+          <w:rPr>
+            <w:rStyle w:val="a3"/>
+            <w:rFonts w:ascii="微軟正黑體" w:eastAsia="微軟正黑體" w:hAnsi="微軟正黑體" w:cs="Open Sans"/>
+            <w:sz w:val="20"/>
+            <w:szCs w:val="20"/>
+            <w:lang w:eastAsia="zh-TW"/>
+          </w:rPr>
+          <w:t>https://www.cine-pos.com/intro/</w:t>
+        </w:r>
+      </w:hyperlink>
     </w:p>
     <w:p>
       <w:pPr>
@@ -2714,96 +2607,24 @@
         </w:rPr>
         <w:t xml:space="preserve">: </w:t>
       </w:r>
-      <w:r>
-        <w:rPr>
-          <w:rFonts w:ascii="微軟正黑體" w:eastAsia="微軟正黑體" w:hAnsi="微軟正黑體" w:cs="Open Sans"/>
-          <w:sz w:val="20"/>
-          <w:szCs w:val="20"/>
-          <w:lang w:eastAsia="zh-TW"/>
-        </w:rPr>
-        <w:fldChar w:fldCharType="begin"/>
-      </w:r>
-      <w:r>
-        <w:rPr>
-          <w:rFonts w:ascii="微軟正黑體" w:eastAsia="微軟正黑體" w:hAnsi="微軟正黑體" w:cs="Open Sans"/>
-          <w:sz w:val="20"/>
-          <w:szCs w:val="20"/>
-          <w:lang w:eastAsia="zh-TW"/>
-        </w:rPr>
-        <w:instrText>HYPERLINK "</w:instrText>
-      </w:r>
-      <w:r>
-        <w:rPr>
-          <w:rFonts w:ascii="微軟正黑體" w:eastAsia="微軟正黑體" w:hAnsi="微軟正黑體" w:cs="Open Sans"/>
-          <w:sz w:val="20"/>
-          <w:szCs w:val="20"/>
-          <w:lang w:eastAsia="zh-TW"/>
-        </w:rPr>
-        <w:instrText>https://github.com/ENPei1o/CinePOS_FrontEnd</w:instrText>
-      </w:r>
-      <w:r>
-        <w:rPr>
-          <w:rFonts w:ascii="微軟正黑體" w:eastAsia="微軟正黑體" w:hAnsi="微軟正黑體" w:cs="Open Sans"/>
-          <w:sz w:val="20"/>
-          <w:szCs w:val="20"/>
-          <w:lang w:eastAsia="zh-TW"/>
-        </w:rPr>
-        <w:instrText>"</w:instrText>
-      </w:r>
-      <w:r>
-        <w:rPr>
-          <w:rFonts w:ascii="微軟正黑體" w:eastAsia="微軟正黑體" w:hAnsi="微軟正黑體" w:cs="Open Sans"/>
-          <w:sz w:val="20"/>
-          <w:szCs w:val="20"/>
-          <w:lang w:eastAsia="zh-TW"/>
-        </w:rPr>
-        <w:fldChar w:fldCharType="separate"/>
-      </w:r>
-      <w:r>
-        <w:rPr>
-          <w:rStyle w:val="a3"/>
-          <w:rFonts w:ascii="微軟正黑體" w:eastAsia="微軟正黑體" w:hAnsi="微軟正黑體" w:cs="Open Sans"/>
-          <w:sz w:val="20"/>
-          <w:szCs w:val="20"/>
-          <w:lang w:eastAsia="zh-TW"/>
-        </w:rPr>
-        <w:t>https://</w:t>
-      </w:r>
-      <w:r>
-        <w:rPr>
-          <w:rStyle w:val="a3"/>
-          <w:rFonts w:ascii="微軟正黑體" w:eastAsia="微軟正黑體" w:hAnsi="微軟正黑體" w:cs="Open Sans"/>
-          <w:sz w:val="20"/>
-          <w:szCs w:val="20"/>
-          <w:lang w:eastAsia="zh-TW"/>
-        </w:rPr>
-        <w:t>g</w:t>
-      </w:r>
-      <w:r>
-        <w:rPr>
-          <w:rStyle w:val="a3"/>
-          <w:rFonts w:ascii="微軟正黑體" w:eastAsia="微軟正黑體" w:hAnsi="微軟正黑體" w:cs="Open Sans"/>
-          <w:sz w:val="20"/>
-          <w:szCs w:val="20"/>
-          <w:lang w:eastAsia="zh-TW"/>
-        </w:rPr>
-        <w:t>ithub.com/ENPei1o/CinePOS_FrontEnd</w:t>
-      </w:r>
-      <w:r>
-        <w:rPr>
-          <w:rFonts w:ascii="微軟正黑體" w:eastAsia="微軟正黑體" w:hAnsi="微軟正黑體" w:cs="Open Sans"/>
-          <w:sz w:val="20"/>
-          <w:szCs w:val="20"/>
-          <w:lang w:eastAsia="zh-TW"/>
-        </w:rPr>
-        <w:fldChar w:fldCharType="end"/>
-      </w:r>
+      <w:hyperlink r:id="rId11" w:history="1">
+        <w:r>
+          <w:rPr>
+            <w:rStyle w:val="a3"/>
+            <w:rFonts w:ascii="微軟正黑體" w:eastAsia="微軟正黑體" w:hAnsi="微軟正黑體" w:cs="Open Sans"/>
+            <w:sz w:val="20"/>
+            <w:szCs w:val="20"/>
+            <w:lang w:eastAsia="zh-TW"/>
+          </w:rPr>
+          <w:t>https://github.com/ENPei1o/CinePOS_FrontEnd</w:t>
+        </w:r>
+      </w:hyperlink>
     </w:p>
     <w:p>
       <w:pPr>
         <w:ind w:left="1200" w:firstLine="240"/>
         <w:rPr>
-          <w:rFonts w:ascii="微軟正黑體" w:eastAsia="微軟正黑體" w:hAnsi="微軟正黑體" w:cs="Open Sans" w:hint="eastAsia"/>
+          <w:rFonts w:ascii="微軟正黑體" w:eastAsia="微軟正黑體" w:hAnsi="微軟正黑體" w:cs="Open Sans"/>
           <w:sz w:val="20"/>
           <w:szCs w:val="20"/>
           <w:lang w:eastAsia="zh-TW"/>
@@ -2818,90 +2639,18 @@
         </w:rPr>
         <w:t xml:space="preserve">後端code: </w:t>
       </w:r>
-      <w:r>
-        <w:rPr>
-          <w:rFonts w:ascii="微軟正黑體" w:eastAsia="微軟正黑體" w:hAnsi="微軟正黑體" w:cs="Open Sans"/>
-          <w:sz w:val="20"/>
-          <w:szCs w:val="20"/>
-          <w:lang w:eastAsia="zh-TW"/>
-        </w:rPr>
-        <w:fldChar w:fldCharType="begin"/>
-      </w:r>
-      <w:r>
-        <w:rPr>
-          <w:rFonts w:ascii="微軟正黑體" w:eastAsia="微軟正黑體" w:hAnsi="微軟正黑體" w:cs="Open Sans"/>
-          <w:sz w:val="20"/>
-          <w:szCs w:val="20"/>
-          <w:lang w:eastAsia="zh-TW"/>
-        </w:rPr>
-        <w:instrText>HYPERLINK "</w:instrText>
-      </w:r>
-      <w:r>
-        <w:rPr>
-          <w:rFonts w:ascii="微軟正黑體" w:eastAsia="微軟正黑體" w:hAnsi="微軟正黑體" w:cs="Open Sans"/>
-          <w:sz w:val="20"/>
-          <w:szCs w:val="20"/>
-          <w:lang w:eastAsia="zh-TW"/>
-        </w:rPr>
-        <w:instrText>https://github.com/ENPei1o/CinePOS_BackEnd</w:instrText>
-      </w:r>
-      <w:r>
-        <w:rPr>
-          <w:rFonts w:ascii="微軟正黑體" w:eastAsia="微軟正黑體" w:hAnsi="微軟正黑體" w:cs="Open Sans"/>
-          <w:sz w:val="20"/>
-          <w:szCs w:val="20"/>
-          <w:lang w:eastAsia="zh-TW"/>
-        </w:rPr>
-        <w:instrText>"</w:instrText>
-      </w:r>
-      <w:r>
-        <w:rPr>
-          <w:rFonts w:ascii="微軟正黑體" w:eastAsia="微軟正黑體" w:hAnsi="微軟正黑體" w:cs="Open Sans"/>
-          <w:sz w:val="20"/>
-          <w:szCs w:val="20"/>
-          <w:lang w:eastAsia="zh-TW"/>
-        </w:rPr>
-        <w:fldChar w:fldCharType="separate"/>
-      </w:r>
-      <w:r>
-        <w:rPr>
-          <w:rStyle w:val="a3"/>
-          <w:rFonts w:ascii="微軟正黑體" w:eastAsia="微軟正黑體" w:hAnsi="微軟正黑體" w:cs="Open Sans"/>
-          <w:sz w:val="20"/>
-          <w:szCs w:val="20"/>
-          <w:lang w:eastAsia="zh-TW"/>
-        </w:rPr>
-        <w:t>https://github.com/ENPei1o/CinePOS</w:t>
-      </w:r>
-      <w:r>
-        <w:rPr>
-          <w:rStyle w:val="a3"/>
-          <w:rFonts w:ascii="微軟正黑體" w:eastAsia="微軟正黑體" w:hAnsi="微軟正黑體" w:cs="Open Sans"/>
-          <w:sz w:val="20"/>
-          <w:szCs w:val="20"/>
-          <w:lang w:eastAsia="zh-TW"/>
-        </w:rPr>
-        <w:t>_</w:t>
-      </w:r>
-      <w:r>
-        <w:rPr>
-          <w:rStyle w:val="a3"/>
-          <w:rFonts w:ascii="微軟正黑體" w:eastAsia="微軟正黑體" w:hAnsi="微軟正黑體" w:cs="Open Sans"/>
-          <w:sz w:val="20"/>
-          <w:szCs w:val="20"/>
-          <w:lang w:eastAsia="zh-TW"/>
-        </w:rPr>
-        <w:t>BackEnd</w:t>
-      </w:r>
-      <w:r>
-        <w:rPr>
-          <w:rFonts w:ascii="微軟正黑體" w:eastAsia="微軟正黑體" w:hAnsi="微軟正黑體" w:cs="Open Sans"/>
-          <w:sz w:val="20"/>
-          <w:szCs w:val="20"/>
-          <w:lang w:eastAsia="zh-TW"/>
-        </w:rPr>
-        <w:fldChar w:fldCharType="end"/>
-      </w:r>
+      <w:hyperlink r:id="rId12" w:history="1">
+        <w:r>
+          <w:rPr>
+            <w:rStyle w:val="a3"/>
+            <w:rFonts w:ascii="微軟正黑體" w:eastAsia="微軟正黑體" w:hAnsi="微軟正黑體" w:cs="Open Sans"/>
+            <w:sz w:val="20"/>
+            <w:szCs w:val="20"/>
+            <w:lang w:eastAsia="zh-TW"/>
+          </w:rPr>
+          <w:t>https://github.com/ENPei1o/CinePOS_BackEnd</w:t>
+        </w:r>
+      </w:hyperlink>
     </w:p>
     <w:p>
       <w:pPr>
@@ -3121,70 +2870,18 @@
         </w:rPr>
         <w:t xml:space="preserve">連結: </w:t>
       </w:r>
-      <w:r>
-        <w:rPr>
-          <w:rFonts w:ascii="微軟正黑體" w:eastAsia="微軟正黑體" w:hAnsi="微軟正黑體" w:cs="Open Sans"/>
-          <w:sz w:val="20"/>
-          <w:szCs w:val="20"/>
-          <w:lang w:eastAsia="zh-TW"/>
-        </w:rPr>
-        <w:fldChar w:fldCharType="begin"/>
-      </w:r>
-      <w:r>
-        <w:rPr>
-          <w:rFonts w:ascii="微軟正黑體" w:eastAsia="微軟正黑體" w:hAnsi="微軟正黑體" w:cs="Open Sans"/>
-          <w:sz w:val="20"/>
-          <w:szCs w:val="20"/>
-          <w:lang w:eastAsia="zh-TW"/>
-        </w:rPr>
-        <w:instrText>HYPERLINK "</w:instrText>
-      </w:r>
-      <w:r>
-        <w:rPr>
-          <w:rFonts w:ascii="微軟正黑體" w:eastAsia="微軟正黑體" w:hAnsi="微軟正黑體" w:cs="Open Sans"/>
-          <w:sz w:val="20"/>
-          <w:szCs w:val="20"/>
-          <w:lang w:eastAsia="zh-TW"/>
-        </w:rPr>
-        <w:instrText>https://carfinance.chailease.com.tw/login</w:instrText>
-      </w:r>
-      <w:r>
-        <w:rPr>
-          <w:rFonts w:ascii="微軟正黑體" w:eastAsia="微軟正黑體" w:hAnsi="微軟正黑體" w:cs="Open Sans"/>
-          <w:sz w:val="20"/>
-          <w:szCs w:val="20"/>
-          <w:lang w:eastAsia="zh-TW"/>
-        </w:rPr>
-        <w:instrText>"</w:instrText>
-      </w:r>
-      <w:r>
-        <w:rPr>
-          <w:rFonts w:ascii="微軟正黑體" w:eastAsia="微軟正黑體" w:hAnsi="微軟正黑體" w:cs="Open Sans"/>
-          <w:sz w:val="20"/>
-          <w:szCs w:val="20"/>
-          <w:lang w:eastAsia="zh-TW"/>
-        </w:rPr>
-        <w:fldChar w:fldCharType="separate"/>
-      </w:r>
-      <w:r>
-        <w:rPr>
-          <w:rStyle w:val="a3"/>
-          <w:rFonts w:ascii="微軟正黑體" w:eastAsia="微軟正黑體" w:hAnsi="微軟正黑體" w:cs="Open Sans"/>
-          <w:sz w:val="20"/>
-          <w:szCs w:val="20"/>
-          <w:lang w:eastAsia="zh-TW"/>
-        </w:rPr>
-        <w:t>https://carfinance.chailease.com.tw/login</w:t>
-      </w:r>
-      <w:r>
-        <w:rPr>
-          <w:rFonts w:ascii="微軟正黑體" w:eastAsia="微軟正黑體" w:hAnsi="微軟正黑體" w:cs="Open Sans"/>
-          <w:sz w:val="20"/>
-          <w:szCs w:val="20"/>
-          <w:lang w:eastAsia="zh-TW"/>
-        </w:rPr>
-        <w:fldChar w:fldCharType="end"/>
-      </w:r>
+      <w:hyperlink r:id="rId13" w:history="1">
+        <w:r>
+          <w:rPr>
+            <w:rStyle w:val="a3"/>
+            <w:rFonts w:ascii="微軟正黑體" w:eastAsia="微軟正黑體" w:hAnsi="微軟正黑體" w:cs="Open Sans"/>
+            <w:sz w:val="20"/>
+            <w:szCs w:val="20"/>
+            <w:lang w:eastAsia="zh-TW"/>
+          </w:rPr>
+          <w:t>https://carfinance.chailease.com.tw/login</w:t>
+        </w:r>
+      </w:hyperlink>
     </w:p>
     <w:p>
       <w:pPr>
@@ -3212,16 +2909,7 @@
           <w:szCs w:val="20"/>
           <w:lang w:eastAsia="zh-TW"/>
         </w:rPr>
-        <w:t>主要前端SA</w:t>
-      </w:r>
-      <w:r>
-        <w:rPr>
-          <w:rFonts w:ascii="微軟正黑體" w:eastAsia="微軟正黑體" w:hAnsi="微軟正黑體" w:cs="Open Sans" w:hint="eastAsia"/>
-          <w:sz w:val="20"/>
-          <w:szCs w:val="20"/>
-          <w:lang w:eastAsia="zh-TW"/>
-        </w:rPr>
-        <w:t xml:space="preserve"> </w:t>
+        <w:t xml:space="preserve">主要前端SA </w:t>
       </w:r>
       <w:r>
         <w:rPr>
@@ -3386,70 +3074,18 @@
         </w:rPr>
         <w:t xml:space="preserve">連結: </w:t>
       </w:r>
-      <w:r>
-        <w:rPr>
-          <w:rFonts w:ascii="微軟正黑體" w:eastAsia="微軟正黑體" w:hAnsi="微軟正黑體" w:cs="Open Sans"/>
-          <w:sz w:val="20"/>
-          <w:szCs w:val="20"/>
-          <w:lang w:eastAsia="zh-TW"/>
-        </w:rPr>
-        <w:fldChar w:fldCharType="begin"/>
-      </w:r>
-      <w:r>
-        <w:rPr>
-          <w:rFonts w:ascii="微軟正黑體" w:eastAsia="微軟正黑體" w:hAnsi="微軟正黑體" w:cs="Open Sans"/>
-          <w:sz w:val="20"/>
-          <w:szCs w:val="20"/>
-          <w:lang w:eastAsia="zh-TW"/>
-        </w:rPr>
-        <w:instrText>HYPERLINK "</w:instrText>
-      </w:r>
-      <w:r>
-        <w:rPr>
-          <w:rFonts w:ascii="微軟正黑體" w:eastAsia="微軟正黑體" w:hAnsi="微軟正黑體" w:cs="Open Sans"/>
-          <w:sz w:val="20"/>
-          <w:szCs w:val="20"/>
-          <w:lang w:eastAsia="zh-TW"/>
-        </w:rPr>
-        <w:instrText>https://enpei1o.github.io/vue-webside/dist/#/</w:instrText>
-      </w:r>
-      <w:r>
-        <w:rPr>
-          <w:rFonts w:ascii="微軟正黑體" w:eastAsia="微軟正黑體" w:hAnsi="微軟正黑體" w:cs="Open Sans"/>
-          <w:sz w:val="20"/>
-          <w:szCs w:val="20"/>
-          <w:lang w:eastAsia="zh-TW"/>
-        </w:rPr>
-        <w:instrText>"</w:instrText>
-      </w:r>
-      <w:r>
-        <w:rPr>
-          <w:rFonts w:ascii="微軟正黑體" w:eastAsia="微軟正黑體" w:hAnsi="微軟正黑體" w:cs="Open Sans"/>
-          <w:sz w:val="20"/>
-          <w:szCs w:val="20"/>
-          <w:lang w:eastAsia="zh-TW"/>
-        </w:rPr>
-        <w:fldChar w:fldCharType="separate"/>
-      </w:r>
-      <w:r>
-        <w:rPr>
-          <w:rStyle w:val="a3"/>
-          <w:rFonts w:ascii="微軟正黑體" w:eastAsia="微軟正黑體" w:hAnsi="微軟正黑體" w:cs="Open Sans"/>
-          <w:sz w:val="20"/>
-          <w:szCs w:val="20"/>
-          <w:lang w:eastAsia="zh-TW"/>
-        </w:rPr>
-        <w:t>https://enpei1o.github.io/vue-webside/dist/#/</w:t>
-      </w:r>
-      <w:r>
-        <w:rPr>
-          <w:rFonts w:ascii="微軟正黑體" w:eastAsia="微軟正黑體" w:hAnsi="微軟正黑體" w:cs="Open Sans"/>
-          <w:sz w:val="20"/>
-          <w:szCs w:val="20"/>
-          <w:lang w:eastAsia="zh-TW"/>
-        </w:rPr>
-        <w:fldChar w:fldCharType="end"/>
-      </w:r>
+      <w:hyperlink r:id="rId14" w:history="1">
+        <w:r>
+          <w:rPr>
+            <w:rStyle w:val="a3"/>
+            <w:rFonts w:ascii="微軟正黑體" w:eastAsia="微軟正黑體" w:hAnsi="微軟正黑體" w:cs="Open Sans"/>
+            <w:sz w:val="20"/>
+            <w:szCs w:val="20"/>
+            <w:lang w:eastAsia="zh-TW"/>
+          </w:rPr>
+          <w:t>https://enpei1o.github.io/vue-webside/dist/#/</w:t>
+        </w:r>
+      </w:hyperlink>
     </w:p>
     <w:p>
       <w:pPr>
@@ -3470,70 +3106,18 @@
         </w:rPr>
         <w:t xml:space="preserve">code: </w:t>
       </w:r>
-      <w:r>
-        <w:rPr>
-          <w:rFonts w:ascii="微軟正黑體" w:eastAsia="微軟正黑體" w:hAnsi="微軟正黑體" w:cs="Open Sans"/>
-          <w:sz w:val="20"/>
-          <w:szCs w:val="20"/>
-          <w:lang w:eastAsia="zh-TW"/>
-        </w:rPr>
-        <w:fldChar w:fldCharType="begin"/>
-      </w:r>
-      <w:r>
-        <w:rPr>
-          <w:rFonts w:ascii="微軟正黑體" w:eastAsia="微軟正黑體" w:hAnsi="微軟正黑體" w:cs="Open Sans"/>
-          <w:sz w:val="20"/>
-          <w:szCs w:val="20"/>
-          <w:lang w:eastAsia="zh-TW"/>
-        </w:rPr>
-        <w:instrText>HYPERLINK "</w:instrText>
-      </w:r>
-      <w:r>
-        <w:rPr>
-          <w:rFonts w:ascii="微軟正黑體" w:eastAsia="微軟正黑體" w:hAnsi="微軟正黑體" w:cs="Open Sans"/>
-          <w:sz w:val="20"/>
-          <w:szCs w:val="20"/>
-          <w:lang w:eastAsia="zh-TW"/>
-        </w:rPr>
-        <w:instrText>https://github.com/ENPei1o/vue-webside</w:instrText>
-      </w:r>
-      <w:r>
-        <w:rPr>
-          <w:rFonts w:ascii="微軟正黑體" w:eastAsia="微軟正黑體" w:hAnsi="微軟正黑體" w:cs="Open Sans"/>
-          <w:sz w:val="20"/>
-          <w:szCs w:val="20"/>
-          <w:lang w:eastAsia="zh-TW"/>
-        </w:rPr>
-        <w:instrText>"</w:instrText>
-      </w:r>
-      <w:r>
-        <w:rPr>
-          <w:rFonts w:ascii="微軟正黑體" w:eastAsia="微軟正黑體" w:hAnsi="微軟正黑體" w:cs="Open Sans"/>
-          <w:sz w:val="20"/>
-          <w:szCs w:val="20"/>
-          <w:lang w:eastAsia="zh-TW"/>
-        </w:rPr>
-        <w:fldChar w:fldCharType="separate"/>
-      </w:r>
-      <w:r>
-        <w:rPr>
-          <w:rStyle w:val="a3"/>
-          <w:rFonts w:ascii="微軟正黑體" w:eastAsia="微軟正黑體" w:hAnsi="微軟正黑體" w:cs="Open Sans"/>
-          <w:sz w:val="20"/>
-          <w:szCs w:val="20"/>
-          <w:lang w:eastAsia="zh-TW"/>
-        </w:rPr>
-        <w:t>https://github.com/ENPei1o/vue-webside</w:t>
-      </w:r>
-      <w:r>
-        <w:rPr>
-          <w:rFonts w:ascii="微軟正黑體" w:eastAsia="微軟正黑體" w:hAnsi="微軟正黑體" w:cs="Open Sans"/>
-          <w:sz w:val="20"/>
-          <w:szCs w:val="20"/>
-          <w:lang w:eastAsia="zh-TW"/>
-        </w:rPr>
-        <w:fldChar w:fldCharType="end"/>
-      </w:r>
+      <w:hyperlink r:id="rId15" w:history="1">
+        <w:r>
+          <w:rPr>
+            <w:rStyle w:val="a3"/>
+            <w:rFonts w:ascii="微軟正黑體" w:eastAsia="微軟正黑體" w:hAnsi="微軟正黑體" w:cs="Open Sans"/>
+            <w:sz w:val="20"/>
+            <w:szCs w:val="20"/>
+            <w:lang w:eastAsia="zh-TW"/>
+          </w:rPr>
+          <w:t>https://github.com/ENPei1o/vue-webside</w:t>
+        </w:r>
+      </w:hyperlink>
     </w:p>
     <w:p>
       <w:pPr>
@@ -3737,7 +3321,7 @@
           <w:lang w:eastAsia="zh-TW"/>
         </w:rPr>
       </w:pPr>
-      <w:hyperlink r:id="rId11" w:history="1">
+      <w:hyperlink r:id="rId16" w:anchor="/works" w:history="1">
         <w:r>
           <w:rPr>
             <w:rStyle w:val="a3"/>
@@ -3754,7 +3338,7 @@
       <w:pPr>
         <w:ind w:left="1200" w:firstLine="240"/>
         <w:rPr>
-          <w:rFonts w:ascii="微軟正黑體" w:eastAsia="微軟正黑體" w:hAnsi="微軟正黑體" w:cs="Open Sans" w:hint="eastAsia"/>
+          <w:rFonts w:ascii="微軟正黑體" w:eastAsia="微軟正黑體" w:hAnsi="微軟正黑體" w:cs="Open Sans"/>
           <w:sz w:val="20"/>
           <w:szCs w:val="20"/>
           <w:lang w:eastAsia="zh-TW"/>
@@ -5138,42 +4722,15 @@
   </w:num>
   <w:num w:numId="10" w16cid:durableId="1262185265">
     <w:abstractNumId w:val="0"/>
-    <w:lvlOverride w:ilvl="0"/>
-    <w:lvlOverride w:ilvl="1"/>
-    <w:lvlOverride w:ilvl="2"/>
-    <w:lvlOverride w:ilvl="3"/>
-    <w:lvlOverride w:ilvl="4"/>
-    <w:lvlOverride w:ilvl="5"/>
-    <w:lvlOverride w:ilvl="6"/>
-    <w:lvlOverride w:ilvl="7"/>
-    <w:lvlOverride w:ilvl="8"/>
   </w:num>
   <w:num w:numId="11" w16cid:durableId="49811111">
     <w:abstractNumId w:val="6"/>
-    <w:lvlOverride w:ilvl="0"/>
-    <w:lvlOverride w:ilvl="1"/>
-    <w:lvlOverride w:ilvl="2"/>
-    <w:lvlOverride w:ilvl="3"/>
-    <w:lvlOverride w:ilvl="4"/>
-    <w:lvlOverride w:ilvl="5"/>
-    <w:lvlOverride w:ilvl="6"/>
-    <w:lvlOverride w:ilvl="7"/>
-    <w:lvlOverride w:ilvl="8"/>
   </w:num>
   <w:num w:numId="12" w16cid:durableId="701827345">
     <w:abstractNumId w:val="5"/>
   </w:num>
   <w:num w:numId="13" w16cid:durableId="51077530">
     <w:abstractNumId w:val="5"/>
-    <w:lvlOverride w:ilvl="0"/>
-    <w:lvlOverride w:ilvl="1"/>
-    <w:lvlOverride w:ilvl="2"/>
-    <w:lvlOverride w:ilvl="3"/>
-    <w:lvlOverride w:ilvl="4"/>
-    <w:lvlOverride w:ilvl="5"/>
-    <w:lvlOverride w:ilvl="6"/>
-    <w:lvlOverride w:ilvl="7"/>
-    <w:lvlOverride w:ilvl="8"/>
   </w:num>
   <w:num w:numId="14" w16cid:durableId="2112889554">
     <w:abstractNumId w:val="9"/>
@@ -5724,6 +5281,7 @@
   <w:style w:type="character" w:default="1" w:styleId="a0">
     <w:name w:val="Default Paragraph Font"/>
     <w:uiPriority w:val="1"/>
+    <w:semiHidden/>
     <w:unhideWhenUsed/>
   </w:style>
   <w:style w:type="table" w:default="1" w:styleId="a1">
